--- a/custom-reference-doc.docx
+++ b/custom-reference-doc.docx
@@ -260,8 +260,8 @@
         <w:tblLook w:val="07E0" w:firstRow="1" w:lastRow="1" w:firstColumn="1" w:lastColumn="1" w:noHBand="1" w:noVBand="1"/>
       </w:tblPr>
       <w:tblGrid>
-        <w:gridCol w:w="722"/>
-        <w:gridCol w:w="722"/>
+        <w:gridCol w:w="621"/>
+        <w:gridCol w:w="621"/>
       </w:tblGrid>
       <w:tr>
         <w:trPr>
@@ -1495,10 +1495,13 @@
     <w:name w:val="Compact"/>
     <w:basedOn w:val="BodyText"/>
     <w:qFormat/>
-    <w:rsid w:val="00256FB2"/>
+    <w:rsid w:val="00CB0AA1"/>
     <w:pPr>
       <w:spacing w:before="36" w:after="36"/>
     </w:pPr>
+    <w:rPr>
+      <w:sz w:val="16"/>
+    </w:rPr>
   </w:style>
   <w:style w:type="paragraph" w:styleId="Title">
     <w:name w:val="Title"/>

--- a/custom-reference-doc.docx
+++ b/custom-reference-doc.docx
@@ -210,7 +210,7 @@
       <w:r>
         <w:t xml:space="preserve">   </w:t>
       </w:r>
-      <w:hyperlink r:id="rId7">
+      <w:hyperlink r:id="rId8">
         <w:r>
           <w:rPr>
             <w:rStyle w:val="Hyperlink"/>
@@ -416,18 +416,33 @@
         <w:t>Normal</w:t>
       </w:r>
     </w:p>
+    <w:p/>
+    <w:p>
+      <w:pPr>
+        <w:pStyle w:val="Resaltador"/>
+      </w:pPr>
+      <w:proofErr w:type="spellStart"/>
+      <w:r>
+        <w:rPr>
+          <w:highlight w:val="yellow"/>
+        </w:rPr>
+        <w:t>Resaltador</w:t>
+      </w:r>
+      <w:proofErr w:type="spellEnd"/>
+    </w:p>
     <w:sectPr>
-      <w:headerReference w:type="even" r:id="rId8"/>
-      <w:headerReference w:type="default" r:id="rId9"/>
-      <w:footerReference w:type="even" r:id="rId10"/>
-      <w:footerReference w:type="default" r:id="rId11"/>
-      <w:headerReference w:type="first" r:id="rId12"/>
-      <w:footerReference w:type="first" r:id="rId13"/>
+      <w:headerReference w:type="even" r:id="rId9"/>
+      <w:headerReference w:type="default" r:id="rId10"/>
+      <w:footerReference w:type="even" r:id="rId11"/>
+      <w:footerReference w:type="default" r:id="rId12"/>
+      <w:headerReference w:type="first" r:id="rId13"/>
+      <w:footerReference w:type="first" r:id="rId14"/>
       <w:footnotePr>
         <w:numRestart w:val="eachSect"/>
       </w:footnotePr>
       <w:pgSz w:w="12240" w:h="15840"/>
       <w:pgMar w:top="1417" w:right="1701" w:bottom="1417" w:left="1701" w:header="720" w:footer="720" w:gutter="0"/>
+      <w:pgNumType w:fmt="numberInDash"/>
       <w:cols w:space="720"/>
     </w:sectPr>
   </w:body>
@@ -471,6 +486,49 @@
 
 <file path=word/footer2.xml><?xml version="1.0" encoding="utf-8"?>
 <w:ftr xmlns:wpc="http://schemas.microsoft.com/office/word/2010/wordprocessingCanvas" xmlns:cx="http://schemas.microsoft.com/office/drawing/2014/chartex" xmlns:cx1="http://schemas.microsoft.com/office/drawing/2015/9/8/chartex" xmlns:cx2="http://schemas.microsoft.com/office/drawing/2015/10/21/chartex" xmlns:cx3="http://schemas.microsoft.com/office/drawing/2016/5/9/chartex" xmlns:cx4="http://schemas.microsoft.com/office/drawing/2016/5/10/chartex" xmlns:cx5="http://schemas.microsoft.com/office/drawing/2016/5/11/chartex" xmlns:cx6="http://schemas.microsoft.com/office/drawing/2016/5/12/chartex" xmlns:cx7="http://schemas.microsoft.com/office/drawing/2016/5/13/chartex" xmlns:cx8="http://schemas.microsoft.com/office/drawing/2016/5/14/chartex" xmlns:mc="http://schemas.openxmlformats.org/markup-compatibility/2006" xmlns:aink="http://schemas.microsoft.com/office/drawing/2016/ink" xmlns:am3d="http://schemas.microsoft.com/office/drawing/2017/model3d" xmlns:o="urn:schemas-microsoft-com:office:office" xmlns:oel="http://schemas.microsoft.com/office/2019/extlst" xmlns:r="http://schemas.openxmlformats.org/officeDocument/2006/relationships" xmlns:m="http://schemas.openxmlformats.org/officeDocument/2006/math" xmlns:v="urn:schemas-microsoft-com:vml" xmlns:wp14="http://schemas.microsoft.com/office/word/2010/wordprocessingDrawing" xmlns:wp="http://schemas.openxmlformats.org/drawingml/2006/wordprocessingDrawing" xmlns:w10="urn:schemas-microsoft-com:office:word" xmlns:w="http://schemas.openxmlformats.org/wordprocessingml/2006/main" xmlns:w14="http://schemas.microsoft.com/office/word/2010/wordml" xmlns:w15="http://schemas.microsoft.com/office/word/2012/wordml" xmlns:w16cex="http://schemas.microsoft.com/office/word/2018/wordml/cex" xmlns:w16cid="http://schemas.microsoft.com/office/word/2016/wordml/cid" xmlns:w16="http://schemas.microsoft.com/office/word/2018/wordml" xmlns:w16du="http://schemas.microsoft.com/office/word/2023/wordml/word16du" xmlns:w16sdtdh="http://schemas.microsoft.com/office/word/2020/wordml/sdtdatahash" xmlns:w16sdtfl="http://schemas.microsoft.com/office/word/2024/wordml/sdtformatlock" xmlns:w16se="http://schemas.microsoft.com/office/word/2015/wordml/symex" xmlns:wpg="http://schemas.microsoft.com/office/word/2010/wordprocessingGroup" xmlns:wpi="http://schemas.microsoft.com/office/word/2010/wordprocessingInk" xmlns:wne="http://schemas.microsoft.com/office/word/2006/wordml" xmlns:wps="http://schemas.microsoft.com/office/word/2010/wordprocessingShape" mc:Ignorable="w14 w15 w16se w16cid w16 w16cex w16sdtdh w16sdtfl w16du wp14">
+  <w:sdt>
+    <w:sdtPr>
+      <w:id w:val="791415227"/>
+      <w:docPartObj>
+        <w:docPartGallery w:val="Page Numbers (Bottom of Page)"/>
+        <w:docPartUnique/>
+      </w:docPartObj>
+    </w:sdtPr>
+    <w:sdtEndPr>
+      <w:rPr>
+        <w:noProof/>
+      </w:rPr>
+    </w:sdtEndPr>
+    <w:sdtContent>
+      <w:p>
+        <w:pPr>
+          <w:pStyle w:val="Footer"/>
+          <w:jc w:val="center"/>
+        </w:pPr>
+        <w:r>
+          <w:fldChar w:fldCharType="begin"/>
+        </w:r>
+        <w:r>
+          <w:instrText xml:space="preserve"> PAGE   \* MERGEFORMAT </w:instrText>
+        </w:r>
+        <w:r>
+          <w:fldChar w:fldCharType="separate"/>
+        </w:r>
+        <w:r>
+          <w:rPr>
+            <w:noProof/>
+          </w:rPr>
+          <w:t>2</w:t>
+        </w:r>
+        <w:r>
+          <w:rPr>
+            <w:noProof/>
+          </w:rPr>
+          <w:fldChar w:fldCharType="end"/>
+        </w:r>
+      </w:p>
+    </w:sdtContent>
+  </w:sdt>
   <w:p>
     <w:pPr>
       <w:pStyle w:val="Footer"/>
@@ -999,6 +1057,7 @@
     </w:pPrDefault>
   </w:docDefaults>
   <w:latentStyles w:defLockedState="0" w:defUIPriority="0" w:defSemiHidden="0" w:defUnhideWhenUsed="0" w:defQFormat="0" w:count="376">
+    <w:lsdException w:name="footer" w:uiPriority="99"/>
     <w:lsdException w:name="Normal Table" w:semiHidden="1" w:unhideWhenUsed="1"/>
     <w:lsdException w:name="Table Simple 1" w:semiHidden="1" w:unhideWhenUsed="1"/>
     <w:lsdException w:name="Table Simple 2" w:semiHidden="1" w:unhideWhenUsed="1"/>
@@ -1938,6 +1997,7 @@
     <w:name w:val="footer"/>
     <w:basedOn w:val="Normal"/>
     <w:link w:val="FooterChar"/>
+    <w:uiPriority w:val="99"/>
     <w:rsid w:val="009514DF"/>
     <w:pPr>
       <w:tabs>
@@ -1951,6 +2011,7 @@
     <w:name w:val="Footer Char"/>
     <w:basedOn w:val="DefaultParagraphFont"/>
     <w:link w:val="Footer"/>
+    <w:uiPriority w:val="99"/>
     <w:rsid w:val="009514DF"/>
   </w:style>
   <w:style w:type="paragraph" w:customStyle="1" w:styleId="Rojo">
@@ -2032,6 +2093,18 @@
     <w:rPr>
       <w:rFonts w:ascii="Times New Roman" w:hAnsi="Times New Roman"/>
       <w:sz w:val="20"/>
+    </w:rPr>
+  </w:style>
+  <w:style w:type="paragraph" w:customStyle="1" w:styleId="Resaltador">
+    <w:name w:val="Resaltador"/>
+    <w:basedOn w:val="Normal"/>
+    <w:autoRedefine/>
+    <w:qFormat/>
+    <w:rsid w:val="000C0338"/>
+    <w:rPr>
+      <w:rFonts w:ascii="Fira Code" w:hAnsi="Fira Code"/>
+      <w:b/>
+      <w:color w:val="EE0000"/>
     </w:rPr>
   </w:style>
 </w:styles>
@@ -2330,4 +2403,16 @@
     </a:ext>
   </a:extLst>
 </a:theme>
+</file>
+
+<file path=customXml/item1.xml><?xml version="1.0" encoding="utf-8"?>
+<b:Sources xmlns:b="http://schemas.openxmlformats.org/officeDocument/2006/bibliography" xmlns="http://schemas.openxmlformats.org/officeDocument/2006/bibliography" SelectedStyle="\APASixthEditionOfficeOnline.xsl" StyleName="APA" Version="6"/>
+</file>
+
+<file path=customXml/itemProps1.xml><?xml version="1.0" encoding="utf-8"?>
+<ds:datastoreItem xmlns:ds="http://schemas.openxmlformats.org/officeDocument/2006/customXml" ds:itemID="{109BEEAA-ED6C-4048-B1EB-EBD911443CC9}">
+  <ds:schemaRefs>
+    <ds:schemaRef ds:uri="http://schemas.openxmlformats.org/officeDocument/2006/bibliography"/>
+  </ds:schemaRefs>
+</ds:datastoreItem>
 </file>
--- a/custom-reference-doc.docx
+++ b/custom-reference-doc.docx
@@ -607,15 +607,15 @@
         <w:szCs w:val="21"/>
       </w:rPr>
       <w:drawing>
-        <wp:anchor distT="0" distB="0" distL="114300" distR="114300" simplePos="0" relativeHeight="251658242" behindDoc="0" locked="0" layoutInCell="1" allowOverlap="1" wp14:anchorId="1C4E6B67" wp14:editId="0ACD1BED">
+        <wp:anchor distT="0" distB="0" distL="114300" distR="114300" simplePos="0" relativeHeight="251658242" behindDoc="0" locked="0" layoutInCell="1" allowOverlap="1" wp14:anchorId="1C4E6B67" wp14:editId="2498B7CA">
           <wp:simplePos x="0" y="0"/>
           <wp:positionH relativeFrom="margin">
-            <wp:posOffset>4030980</wp:posOffset>
+            <wp:posOffset>4291330</wp:posOffset>
           </wp:positionH>
           <wp:positionV relativeFrom="paragraph">
-            <wp:posOffset>-178435</wp:posOffset>
+            <wp:posOffset>-180975</wp:posOffset>
           </wp:positionV>
-          <wp:extent cx="1584523" cy="432000"/>
+          <wp:extent cx="1320436" cy="360000"/>
           <wp:effectExtent l="0" t="0" r="0" b="0"/>
           <wp:wrapNone/>
           <wp:docPr id="3" name="Imagen 3"/>
@@ -656,7 +656,7 @@
                 <pic:spPr bwMode="auto">
                   <a:xfrm>
                     <a:off x="0" y="0"/>
-                    <a:ext cx="1584523" cy="432000"/>
+                    <a:ext cx="1320436" cy="360000"/>
                   </a:xfrm>
                   <a:prstGeom prst="rect">
                     <a:avLst/>
@@ -687,15 +687,15 @@
         <w:szCs w:val="21"/>
       </w:rPr>
       <w:drawing>
-        <wp:anchor distT="0" distB="0" distL="114300" distR="114300" simplePos="0" relativeHeight="251658243" behindDoc="0" locked="0" layoutInCell="1" allowOverlap="1" wp14:anchorId="16159395" wp14:editId="5919CDB2">
+        <wp:anchor distT="0" distB="0" distL="114300" distR="114300" simplePos="0" relativeHeight="251658243" behindDoc="0" locked="0" layoutInCell="1" allowOverlap="1" wp14:anchorId="16159395" wp14:editId="3BDCE70D">
           <wp:simplePos x="0" y="0"/>
           <wp:positionH relativeFrom="column">
-            <wp:posOffset>3085465</wp:posOffset>
+            <wp:posOffset>3194685</wp:posOffset>
           </wp:positionH>
           <wp:positionV relativeFrom="paragraph">
-            <wp:posOffset>-325120</wp:posOffset>
+            <wp:posOffset>-270510</wp:posOffset>
           </wp:positionV>
-          <wp:extent cx="476863" cy="720000"/>
+          <wp:extent cx="357647" cy="540000"/>
           <wp:effectExtent l="0" t="0" r="0" b="0"/>
           <wp:wrapNone/>
           <wp:docPr id="4" name="Imagen 4"/>
@@ -737,7 +737,7 @@
                 <pic:spPr bwMode="auto">
                   <a:xfrm>
                     <a:off x="0" y="0"/>
-                    <a:ext cx="476863" cy="720000"/>
+                    <a:ext cx="357647" cy="540000"/>
                   </a:xfrm>
                   <a:prstGeom prst="rect">
                     <a:avLst/>
@@ -773,15 +773,15 @@
         <w:szCs w:val="21"/>
       </w:rPr>
       <w:drawing>
-        <wp:anchor distT="0" distB="0" distL="114300" distR="114300" simplePos="0" relativeHeight="251658241" behindDoc="0" locked="0" layoutInCell="1" allowOverlap="1" wp14:anchorId="773DF8EE" wp14:editId="3267F474">
+        <wp:anchor distT="0" distB="0" distL="114300" distR="114300" simplePos="0" relativeHeight="251658241" behindDoc="0" locked="0" layoutInCell="1" allowOverlap="1" wp14:anchorId="773DF8EE" wp14:editId="0353AB3D">
           <wp:simplePos x="0" y="0"/>
           <wp:positionH relativeFrom="column">
-            <wp:posOffset>1159510</wp:posOffset>
+            <wp:posOffset>1367155</wp:posOffset>
           </wp:positionH>
           <wp:positionV relativeFrom="paragraph">
-            <wp:posOffset>-324485</wp:posOffset>
+            <wp:posOffset>-269875</wp:posOffset>
           </wp:positionV>
-          <wp:extent cx="1456922" cy="720000"/>
+          <wp:extent cx="1092692" cy="540000"/>
           <wp:effectExtent l="0" t="0" r="0" b="0"/>
           <wp:wrapNone/>
           <wp:docPr id="14" name="Imagen 14"/>
@@ -813,7 +813,7 @@
                 <pic:spPr bwMode="auto">
                   <a:xfrm>
                     <a:off x="0" y="0"/>
-                    <a:ext cx="1456922" cy="720000"/>
+                    <a:ext cx="1092692" cy="540000"/>
                   </a:xfrm>
                   <a:prstGeom prst="rect">
                     <a:avLst/>
@@ -849,7 +849,7 @@
         <w:szCs w:val="21"/>
       </w:rPr>
       <w:drawing>
-        <wp:anchor distT="0" distB="0" distL="114300" distR="114300" simplePos="0" relativeHeight="251658240" behindDoc="0" locked="0" layoutInCell="1" allowOverlap="1" wp14:anchorId="7494BEF5" wp14:editId="79B5115C">
+        <wp:anchor distT="0" distB="0" distL="114300" distR="114300" simplePos="0" relativeHeight="251658240" behindDoc="0" locked="0" layoutInCell="1" allowOverlap="1" wp14:anchorId="7494BEF5" wp14:editId="7AED794E">
           <wp:simplePos x="0" y="0"/>
           <wp:positionH relativeFrom="column">
             <wp:posOffset>0</wp:posOffset>
@@ -857,7 +857,7 @@
           <wp:positionV relativeFrom="paragraph">
             <wp:posOffset>-360680</wp:posOffset>
           </wp:positionV>
-          <wp:extent cx="690245" cy="791845"/>
+          <wp:extent cx="627618" cy="720000"/>
           <wp:effectExtent l="0" t="0" r="0" b="0"/>
           <wp:wrapNone/>
           <wp:docPr id="21" name="Imagen 21"/>
@@ -887,7 +887,7 @@
                 <pic:spPr bwMode="auto">
                   <a:xfrm>
                     <a:off x="0" y="0"/>
-                    <a:ext cx="690245" cy="791845"/>
+                    <a:ext cx="627618" cy="720000"/>
                   </a:xfrm>
                   <a:prstGeom prst="rect">
                     <a:avLst/>

--- a/custom-reference-doc.docx
+++ b/custom-reference-doc.docx
@@ -415,20 +415,6 @@
       <w:r>
         <w:t>Normal</w:t>
       </w:r>
-    </w:p>
-    <w:p/>
-    <w:p>
-      <w:pPr>
-        <w:pStyle w:val="Resaltador"/>
-      </w:pPr>
-      <w:proofErr w:type="spellStart"/>
-      <w:r>
-        <w:rPr>
-          <w:highlight w:val="yellow"/>
-        </w:rPr>
-        <w:t>Resaltador</w:t>
-      </w:r>
-      <w:proofErr w:type="spellEnd"/>
     </w:p>
     <w:sectPr>
       <w:headerReference w:type="even" r:id="rId9"/>
@@ -1682,12 +1668,12 @@
     <w:basedOn w:val="FirstParagraph"/>
     <w:next w:val="BodyText"/>
     <w:qFormat/>
-    <w:rsid w:val="00F465B7"/>
+    <w:rsid w:val="007B1689"/>
     <w:pPr>
       <w:keepNext/>
       <w:keepLines/>
       <w:framePr w:wrap="notBeside" w:vAnchor="text" w:hAnchor="text" w:y="1"/>
-      <w:spacing w:before="940" w:after="1140"/>
+      <w:spacing w:before="1300" w:after="1500"/>
     </w:pPr>
     <w:rPr>
       <w:szCs w:val="20"/>
@@ -2100,11 +2086,12 @@
     <w:basedOn w:val="Normal"/>
     <w:autoRedefine/>
     <w:qFormat/>
-    <w:rsid w:val="000C0338"/>
+    <w:rsid w:val="005A4843"/>
     <w:rPr>
       <w:rFonts w:ascii="Fira Code" w:hAnsi="Fira Code"/>
       <w:b/>
       <w:color w:val="EE0000"/>
+      <w:u w:val="single"/>
     </w:rPr>
   </w:style>
 </w:styles>
